--- a/tillsyn/A 22466-2025 tillsynsbegäran.docx
+++ b/tillsyn/A 22466-2025 tillsynsbegäran.docx
@@ -612,7 +612,7 @@
     <w:r>
       <w:tab/>
       <w:tab/>
-      <w:t>2025-08-06</w:t>
+      <w:t>2025-08-09</w:t>
       <w:br/>
       <w:br/>
     </w:r>

--- a/tillsyn/A 22466-2025 tillsynsbegäran.docx
+++ b/tillsyn/A 22466-2025 tillsynsbegäran.docx
@@ -12,7 +12,7 @@
     </w:p>
     <w:p>
       <w:r>
-        <w:t>Detta dokument behandlar höga naturvärden i avverkningsanmälan A 22466-2025 i Ragunda kommun. Denna avverkningsanmälan inkom 2025-05-09 och omfattar 3,2 ha.</w:t>
+        <w:t>Detta dokument behandlar höga naturvärden i avverkningsanmälan A 22466-2025 i Ragunda kommun. Denna avverkningsanmälan inkom 2025-05-09 14:45:51 och omfattar 3,2 ha.</w:t>
       </w:r>
     </w:p>
     <w:p>

--- a/tillsyn/A 22466-2025 tillsynsbegäran.docx
+++ b/tillsyn/A 22466-2025 tillsynsbegäran.docx
@@ -612,7 +612,7 @@
     <w:r>
       <w:tab/>
       <w:tab/>
-      <w:t>2025-08-09</w:t>
+      <w:t>2025-08-10</w:t>
       <w:br/>
       <w:br/>
     </w:r>

--- a/tillsyn/A 22466-2025 tillsynsbegäran.docx
+++ b/tillsyn/A 22466-2025 tillsynsbegäran.docx
@@ -612,7 +612,7 @@
     <w:r>
       <w:tab/>
       <w:tab/>
-      <w:t>2025-08-10</w:t>
+      <w:t>2025-08-11</w:t>
       <w:br/>
       <w:br/>
     </w:r>

--- a/tillsyn/A 22466-2025 tillsynsbegäran.docx
+++ b/tillsyn/A 22466-2025 tillsynsbegäran.docx
@@ -35,7 +35,7 @@
     </w:p>
     <w:p>
       <w:r>
-        <w:t>I avverkningsanmälan har följande 6 naturvårdsarter hittats: garnlav (NT), lunglav (NT), tretåig hackspett (NT, §4), stuplav (S), kungsfågel (§4) och revlummer (§9). Av dessa är 3 rödlistade. För rödlistade arter har rödlistekategorin angivits inom parentes. Arter som är signalarter enligt Skogsstyrelsen har markerats med (S). För fridlysta arter anges även paragrafen i Artskyddsförordningen som arten är fridlyst enligt.</w:t>
+        <w:t>I avverkningsanmälan har följande 7 naturvårdsarter hittats: gammelgransskål (NT), garnlav (NT), lunglav (NT), tretåig hackspett (NT, §4), stuplav (S), kungsfågel (§4) och revlummer (§9). Av dessa är 4 rödlistade. För rödlistade arter har rödlistekategorin angivits inom parentes. Arter som är signalarter enligt Skogsstyrelsen har markerats med (S). För fridlysta arter anges även paragrafen i Artskyddsförordningen som arten är fridlyst enligt.</w:t>
       </w:r>
     </w:p>
     <w:p>
@@ -88,6 +88,17 @@
       </w:pPr>
       <w:r>
         <w:t>Figur 1. Fyndplatser för naturvårdsarter i det avverkningsanmälda området (röd linje). Markörer utan svart kant är placerade på fyndplatsen. Markörer med svart kant är placerade vid sidan av fyndplatsen och har ett svart streck som visar fyndplatsens exakta position. Kartans mittpunktskoordinat är N 6984771, E 592004 i SWEREF 99 TM.</w:t>
+      </w:r>
+    </w:p>
+    <w:p>
+      <w:r>
+        <w:rPr>
+          <w:b/>
+        </w:rPr>
+        <w:t>Gammelgransskål (NT)</w:t>
+      </w:r>
+      <w:r>
+        <w:t xml:space="preserve"> är en liten skålsvamp som växer på gamla granar med skrovlig bark. Typiska växtplatser är gransumpskog i myrkanter, bäckdråg, bäckraviner och skuggiga bergssluttningar, men också skog på torrare mark kan hysa arten om beståndet har stark naturskogskaraktär. Bestånd med arten bör behandlas som nyckelbiotoper och sparas vid en slutavverkning. Även gallring bör undvikas (SLU Artdatabanken, 2024; Nitare &amp; Skogsstyrelsen, 2019).</w:t>
       </w:r>
     </w:p>
     <w:p>
@@ -612,7 +623,7 @@
     <w:r>
       <w:tab/>
       <w:tab/>
-      <w:t>2025-08-11</w:t>
+      <w:t>2025-08-12</w:t>
       <w:br/>
       <w:br/>
     </w:r>

--- a/tillsyn/A 22466-2025 tillsynsbegäran.docx
+++ b/tillsyn/A 22466-2025 tillsynsbegäran.docx
@@ -623,7 +623,7 @@
     <w:r>
       <w:tab/>
       <w:tab/>
-      <w:t>2025-08-12</w:t>
+      <w:t>2025-08-13</w:t>
       <w:br/>
       <w:br/>
     </w:r>

--- a/tillsyn/A 22466-2025 tillsynsbegäran.docx
+++ b/tillsyn/A 22466-2025 tillsynsbegäran.docx
@@ -623,7 +623,7 @@
     <w:r>
       <w:tab/>
       <w:tab/>
-      <w:t>2025-08-13</w:t>
+      <w:t>2025-08-14</w:t>
       <w:br/>
       <w:br/>
     </w:r>

--- a/tillsyn/A 22466-2025 tillsynsbegäran.docx
+++ b/tillsyn/A 22466-2025 tillsynsbegäran.docx
@@ -623,7 +623,7 @@
     <w:r>
       <w:tab/>
       <w:tab/>
-      <w:t>2025-08-14</w:t>
+      <w:t>2025-08-15</w:t>
       <w:br/>
       <w:br/>
     </w:r>

--- a/tillsyn/A 22466-2025 tillsynsbegäran.docx
+++ b/tillsyn/A 22466-2025 tillsynsbegäran.docx
@@ -623,7 +623,7 @@
     <w:r>
       <w:tab/>
       <w:tab/>
-      <w:t>2025-08-15</w:t>
+      <w:t>2025-08-16</w:t>
       <w:br/>
       <w:br/>
     </w:r>

--- a/tillsyn/A 22466-2025 tillsynsbegäran.docx
+++ b/tillsyn/A 22466-2025 tillsynsbegäran.docx
@@ -623,7 +623,7 @@
     <w:r>
       <w:tab/>
       <w:tab/>
-      <w:t>2025-08-16</w:t>
+      <w:t>2025-08-17</w:t>
       <w:br/>
       <w:br/>
     </w:r>

--- a/tillsyn/A 22466-2025 tillsynsbegäran.docx
+++ b/tillsyn/A 22466-2025 tillsynsbegäran.docx
@@ -623,7 +623,7 @@
     <w:r>
       <w:tab/>
       <w:tab/>
-      <w:t>2025-08-17</w:t>
+      <w:t>2025-08-18</w:t>
       <w:br/>
       <w:br/>
     </w:r>

--- a/tillsyn/A 22466-2025 tillsynsbegäran.docx
+++ b/tillsyn/A 22466-2025 tillsynsbegäran.docx
@@ -623,7 +623,7 @@
     <w:r>
       <w:tab/>
       <w:tab/>
-      <w:t>2025-08-18</w:t>
+      <w:t>2025-08-19</w:t>
       <w:br/>
       <w:br/>
     </w:r>

--- a/tillsyn/A 22466-2025 tillsynsbegäran.docx
+++ b/tillsyn/A 22466-2025 tillsynsbegäran.docx
@@ -623,7 +623,7 @@
     <w:r>
       <w:tab/>
       <w:tab/>
-      <w:t>2025-08-19</w:t>
+      <w:t>2025-08-20</w:t>
       <w:br/>
       <w:br/>
     </w:r>

--- a/tillsyn/A 22466-2025 tillsynsbegäran.docx
+++ b/tillsyn/A 22466-2025 tillsynsbegäran.docx
@@ -623,7 +623,7 @@
     <w:r>
       <w:tab/>
       <w:tab/>
-      <w:t>2025-08-20</w:t>
+      <w:t>2025-08-21</w:t>
       <w:br/>
       <w:br/>
     </w:r>

--- a/tillsyn/A 22466-2025 tillsynsbegäran.docx
+++ b/tillsyn/A 22466-2025 tillsynsbegäran.docx
@@ -623,7 +623,7 @@
     <w:r>
       <w:tab/>
       <w:tab/>
-      <w:t>2025-08-21</w:t>
+      <w:t>2025-08-22</w:t>
       <w:br/>
       <w:br/>
     </w:r>

--- a/tillsyn/A 22466-2025 tillsynsbegäran.docx
+++ b/tillsyn/A 22466-2025 tillsynsbegäran.docx
@@ -623,7 +623,7 @@
     <w:r>
       <w:tab/>
       <w:tab/>
-      <w:t>2025-08-22</w:t>
+      <w:t>2025-08-23</w:t>
       <w:br/>
       <w:br/>
     </w:r>

--- a/tillsyn/A 22466-2025 tillsynsbegäran.docx
+++ b/tillsyn/A 22466-2025 tillsynsbegäran.docx
@@ -623,7 +623,7 @@
     <w:r>
       <w:tab/>
       <w:tab/>
-      <w:t>2025-08-23</w:t>
+      <w:t>2025-08-24</w:t>
       <w:br/>
       <w:br/>
     </w:r>

--- a/tillsyn/A 22466-2025 tillsynsbegäran.docx
+++ b/tillsyn/A 22466-2025 tillsynsbegäran.docx
@@ -623,7 +623,7 @@
     <w:r>
       <w:tab/>
       <w:tab/>
-      <w:t>2025-08-24</w:t>
+      <w:t>2025-08-25</w:t>
       <w:br/>
       <w:br/>
     </w:r>

--- a/tillsyn/A 22466-2025 tillsynsbegäran.docx
+++ b/tillsyn/A 22466-2025 tillsynsbegäran.docx
@@ -623,7 +623,7 @@
     <w:r>
       <w:tab/>
       <w:tab/>
-      <w:t>2025-08-25</w:t>
+      <w:t>2025-08-26</w:t>
       <w:br/>
       <w:br/>
     </w:r>

--- a/tillsyn/A 22466-2025 tillsynsbegäran.docx
+++ b/tillsyn/A 22466-2025 tillsynsbegäran.docx
@@ -623,7 +623,7 @@
     <w:r>
       <w:tab/>
       <w:tab/>
-      <w:t>2025-08-26</w:t>
+      <w:t>2025-08-30</w:t>
       <w:br/>
       <w:br/>
     </w:r>

--- a/tillsyn/A 22466-2025 tillsynsbegäran.docx
+++ b/tillsyn/A 22466-2025 tillsynsbegäran.docx
@@ -623,7 +623,7 @@
     <w:r>
       <w:tab/>
       <w:tab/>
-      <w:t>2025-08-30</w:t>
+      <w:t>2025-08-31</w:t>
       <w:br/>
       <w:br/>
     </w:r>

--- a/tillsyn/A 22466-2025 tillsynsbegäran.docx
+++ b/tillsyn/A 22466-2025 tillsynsbegäran.docx
@@ -623,7 +623,7 @@
     <w:r>
       <w:tab/>
       <w:tab/>
-      <w:t>2025-08-31</w:t>
+      <w:t>2025-09-01</w:t>
       <w:br/>
       <w:br/>
     </w:r>

--- a/tillsyn/A 22466-2025 tillsynsbegäran.docx
+++ b/tillsyn/A 22466-2025 tillsynsbegäran.docx
@@ -623,7 +623,7 @@
     <w:r>
       <w:tab/>
       <w:tab/>
-      <w:t>2025-09-01</w:t>
+      <w:t>2025-09-04</w:t>
       <w:br/>
       <w:br/>
     </w:r>

--- a/tillsyn/A 22466-2025 tillsynsbegäran.docx
+++ b/tillsyn/A 22466-2025 tillsynsbegäran.docx
@@ -623,7 +623,7 @@
     <w:r>
       <w:tab/>
       <w:tab/>
-      <w:t>2025-09-04</w:t>
+      <w:t>2025-09-05</w:t>
       <w:br/>
       <w:br/>
     </w:r>

--- a/tillsyn/A 22466-2025 tillsynsbegäran.docx
+++ b/tillsyn/A 22466-2025 tillsynsbegäran.docx
@@ -623,7 +623,7 @@
     <w:r>
       <w:tab/>
       <w:tab/>
-      <w:t>2025-09-05</w:t>
+      <w:t>2025-09-07</w:t>
       <w:br/>
       <w:br/>
     </w:r>

--- a/tillsyn/A 22466-2025 tillsynsbegäran.docx
+++ b/tillsyn/A 22466-2025 tillsynsbegäran.docx
@@ -623,7 +623,7 @@
     <w:r>
       <w:tab/>
       <w:tab/>
-      <w:t>2025-09-07</w:t>
+      <w:t>2025-09-08</w:t>
       <w:br/>
       <w:br/>
     </w:r>

--- a/tillsyn/A 22466-2025 tillsynsbegäran.docx
+++ b/tillsyn/A 22466-2025 tillsynsbegäran.docx
@@ -623,7 +623,7 @@
     <w:r>
       <w:tab/>
       <w:tab/>
-      <w:t>2025-09-08</w:t>
+      <w:t>2025-09-10</w:t>
       <w:br/>
       <w:br/>
     </w:r>

--- a/tillsyn/A 22466-2025 tillsynsbegäran.docx
+++ b/tillsyn/A 22466-2025 tillsynsbegäran.docx
@@ -623,7 +623,7 @@
     <w:r>
       <w:tab/>
       <w:tab/>
-      <w:t>2025-09-10</w:t>
+      <w:t>2025-09-11</w:t>
       <w:br/>
       <w:br/>
     </w:r>

--- a/tillsyn/A 22466-2025 tillsynsbegäran.docx
+++ b/tillsyn/A 22466-2025 tillsynsbegäran.docx
@@ -623,7 +623,7 @@
     <w:r>
       <w:tab/>
       <w:tab/>
-      <w:t>2025-09-11</w:t>
+      <w:t>2025-09-12</w:t>
       <w:br/>
       <w:br/>
     </w:r>

--- a/tillsyn/A 22466-2025 tillsynsbegäran.docx
+++ b/tillsyn/A 22466-2025 tillsynsbegäran.docx
@@ -623,7 +623,7 @@
     <w:r>
       <w:tab/>
       <w:tab/>
-      <w:t>2025-09-12</w:t>
+      <w:t>2025-09-13</w:t>
       <w:br/>
       <w:br/>
     </w:r>

--- a/tillsyn/A 22466-2025 tillsynsbegäran.docx
+++ b/tillsyn/A 22466-2025 tillsynsbegäran.docx
@@ -623,7 +623,7 @@
     <w:r>
       <w:tab/>
       <w:tab/>
-      <w:t>2025-09-13</w:t>
+      <w:t>2025-09-14</w:t>
       <w:br/>
       <w:br/>
     </w:r>

--- a/tillsyn/A 22466-2025 tillsynsbegäran.docx
+++ b/tillsyn/A 22466-2025 tillsynsbegäran.docx
@@ -623,7 +623,7 @@
     <w:r>
       <w:tab/>
       <w:tab/>
-      <w:t>2025-09-14</w:t>
+      <w:t>2025-09-15</w:t>
       <w:br/>
       <w:br/>
     </w:r>

--- a/tillsyn/A 22466-2025 tillsynsbegäran.docx
+++ b/tillsyn/A 22466-2025 tillsynsbegäran.docx
@@ -623,7 +623,7 @@
     <w:r>
       <w:tab/>
       <w:tab/>
-      <w:t>2025-09-15</w:t>
+      <w:t>2025-09-16</w:t>
       <w:br/>
       <w:br/>
     </w:r>

--- a/tillsyn/A 22466-2025 tillsynsbegäran.docx
+++ b/tillsyn/A 22466-2025 tillsynsbegäran.docx
@@ -623,7 +623,7 @@
     <w:r>
       <w:tab/>
       <w:tab/>
-      <w:t>2025-09-16</w:t>
+      <w:t>2025-09-17</w:t>
       <w:br/>
       <w:br/>
     </w:r>

--- a/tillsyn/A 22466-2025 tillsynsbegäran.docx
+++ b/tillsyn/A 22466-2025 tillsynsbegäran.docx
@@ -623,7 +623,7 @@
     <w:r>
       <w:tab/>
       <w:tab/>
-      <w:t>2025-09-17</w:t>
+      <w:t>2025-09-18</w:t>
       <w:br/>
       <w:br/>
     </w:r>

--- a/tillsyn/A 22466-2025 tillsynsbegäran.docx
+++ b/tillsyn/A 22466-2025 tillsynsbegäran.docx
@@ -623,7 +623,7 @@
     <w:r>
       <w:tab/>
       <w:tab/>
-      <w:t>2025-09-18</w:t>
+      <w:t>2025-09-22</w:t>
       <w:br/>
       <w:br/>
     </w:r>

--- a/tillsyn/A 22466-2025 tillsynsbegäran.docx
+++ b/tillsyn/A 22466-2025 tillsynsbegäran.docx
@@ -623,7 +623,7 @@
     <w:r>
       <w:tab/>
       <w:tab/>
-      <w:t>2025-09-22</w:t>
+      <w:t>2025-09-23</w:t>
       <w:br/>
       <w:br/>
     </w:r>

--- a/tillsyn/A 22466-2025 tillsynsbegäran.docx
+++ b/tillsyn/A 22466-2025 tillsynsbegäran.docx
@@ -623,7 +623,7 @@
     <w:r>
       <w:tab/>
       <w:tab/>
-      <w:t>2025-09-23</w:t>
+      <w:t>2025-09-24</w:t>
       <w:br/>
       <w:br/>
     </w:r>

--- a/tillsyn/A 22466-2025 tillsynsbegäran.docx
+++ b/tillsyn/A 22466-2025 tillsynsbegäran.docx
@@ -623,7 +623,7 @@
     <w:r>
       <w:tab/>
       <w:tab/>
-      <w:t>2025-09-24</w:t>
+      <w:t>2025-09-25</w:t>
       <w:br/>
       <w:br/>
     </w:r>

--- a/tillsyn/A 22466-2025 tillsynsbegäran.docx
+++ b/tillsyn/A 22466-2025 tillsynsbegäran.docx
@@ -623,7 +623,7 @@
     <w:r>
       <w:tab/>
       <w:tab/>
-      <w:t>2025-09-25</w:t>
+      <w:t>2025-09-26</w:t>
       <w:br/>
       <w:br/>
     </w:r>

--- a/tillsyn/A 22466-2025 tillsynsbegäran.docx
+++ b/tillsyn/A 22466-2025 tillsynsbegäran.docx
@@ -623,7 +623,7 @@
     <w:r>
       <w:tab/>
       <w:tab/>
-      <w:t>2025-09-26</w:t>
+      <w:t>2025-09-27</w:t>
       <w:br/>
       <w:br/>
     </w:r>

--- a/tillsyn/A 22466-2025 tillsynsbegäran.docx
+++ b/tillsyn/A 22466-2025 tillsynsbegäran.docx
@@ -623,7 +623,7 @@
     <w:r>
       <w:tab/>
       <w:tab/>
-      <w:t>2025-09-27</w:t>
+      <w:t>2025-09-28</w:t>
       <w:br/>
       <w:br/>
     </w:r>

--- a/tillsyn/A 22466-2025 tillsynsbegäran.docx
+++ b/tillsyn/A 22466-2025 tillsynsbegäran.docx
@@ -623,7 +623,7 @@
     <w:r>
       <w:tab/>
       <w:tab/>
-      <w:t>2025-09-28</w:t>
+      <w:t>2025-09-29</w:t>
       <w:br/>
       <w:br/>
     </w:r>

--- a/tillsyn/A 22466-2025 tillsynsbegäran.docx
+++ b/tillsyn/A 22466-2025 tillsynsbegäran.docx
@@ -623,7 +623,7 @@
     <w:r>
       <w:tab/>
       <w:tab/>
-      <w:t>2025-09-29</w:t>
+      <w:t>2025-09-30</w:t>
       <w:br/>
       <w:br/>
     </w:r>

--- a/tillsyn/A 22466-2025 tillsynsbegäran.docx
+++ b/tillsyn/A 22466-2025 tillsynsbegäran.docx
@@ -623,7 +623,7 @@
     <w:r>
       <w:tab/>
       <w:tab/>
-      <w:t>2025-09-30</w:t>
+      <w:t>2025-10-01</w:t>
       <w:br/>
       <w:br/>
     </w:r>

--- a/tillsyn/A 22466-2025 tillsynsbegäran.docx
+++ b/tillsyn/A 22466-2025 tillsynsbegäran.docx
@@ -623,7 +623,7 @@
     <w:r>
       <w:tab/>
       <w:tab/>
-      <w:t>2025-10-01</w:t>
+      <w:t>2025-10-02</w:t>
       <w:br/>
       <w:br/>
     </w:r>

--- a/tillsyn/A 22466-2025 tillsynsbegäran.docx
+++ b/tillsyn/A 22466-2025 tillsynsbegäran.docx
@@ -623,7 +623,7 @@
     <w:r>
       <w:tab/>
       <w:tab/>
-      <w:t>2025-10-02</w:t>
+      <w:t>2025-10-03</w:t>
       <w:br/>
       <w:br/>
     </w:r>

--- a/tillsyn/A 22466-2025 tillsynsbegäran.docx
+++ b/tillsyn/A 22466-2025 tillsynsbegäran.docx
@@ -623,7 +623,7 @@
     <w:r>
       <w:tab/>
       <w:tab/>
-      <w:t>2025-10-03</w:t>
+      <w:t>2025-10-04</w:t>
       <w:br/>
       <w:br/>
     </w:r>

--- a/tillsyn/A 22466-2025 tillsynsbegäran.docx
+++ b/tillsyn/A 22466-2025 tillsynsbegäran.docx
@@ -623,7 +623,7 @@
     <w:r>
       <w:tab/>
       <w:tab/>
-      <w:t>2025-10-04</w:t>
+      <w:t>2025-10-05</w:t>
       <w:br/>
       <w:br/>
     </w:r>

--- a/tillsyn/A 22466-2025 tillsynsbegäran.docx
+++ b/tillsyn/A 22466-2025 tillsynsbegäran.docx
@@ -623,7 +623,7 @@
     <w:r>
       <w:tab/>
       <w:tab/>
-      <w:t>2025-10-05</w:t>
+      <w:t>2025-10-06</w:t>
       <w:br/>
       <w:br/>
     </w:r>

--- a/tillsyn/A 22466-2025 tillsynsbegäran.docx
+++ b/tillsyn/A 22466-2025 tillsynsbegäran.docx
@@ -623,7 +623,7 @@
     <w:r>
       <w:tab/>
       <w:tab/>
-      <w:t>2025-10-06</w:t>
+      <w:t>2025-10-07</w:t>
       <w:br/>
       <w:br/>
     </w:r>

--- a/tillsyn/A 22466-2025 tillsynsbegäran.docx
+++ b/tillsyn/A 22466-2025 tillsynsbegäran.docx
@@ -623,7 +623,7 @@
     <w:r>
       <w:tab/>
       <w:tab/>
-      <w:t>2025-10-07</w:t>
+      <w:t>2025-10-08</w:t>
       <w:br/>
       <w:br/>
     </w:r>

--- a/tillsyn/A 22466-2025 tillsynsbegäran.docx
+++ b/tillsyn/A 22466-2025 tillsynsbegäran.docx
@@ -623,7 +623,7 @@
     <w:r>
       <w:tab/>
       <w:tab/>
-      <w:t>2025-10-08</w:t>
+      <w:t>2025-10-09</w:t>
       <w:br/>
       <w:br/>
     </w:r>

--- a/tillsyn/A 22466-2025 tillsynsbegäran.docx
+++ b/tillsyn/A 22466-2025 tillsynsbegäran.docx
@@ -623,7 +623,7 @@
     <w:r>
       <w:tab/>
       <w:tab/>
-      <w:t>2025-10-09</w:t>
+      <w:t>2025-10-10</w:t>
       <w:br/>
       <w:br/>
     </w:r>

--- a/tillsyn/A 22466-2025 tillsynsbegäran.docx
+++ b/tillsyn/A 22466-2025 tillsynsbegäran.docx
@@ -623,7 +623,7 @@
     <w:r>
       <w:tab/>
       <w:tab/>
-      <w:t>2025-10-10</w:t>
+      <w:t>2025-10-11</w:t>
       <w:br/>
       <w:br/>
     </w:r>

--- a/tillsyn/A 22466-2025 tillsynsbegäran.docx
+++ b/tillsyn/A 22466-2025 tillsynsbegäran.docx
@@ -623,7 +623,7 @@
     <w:r>
       <w:tab/>
       <w:tab/>
-      <w:t>2025-10-16</w:t>
+      <w:t>2025-10-17</w:t>
       <w:br/>
       <w:br/>
     </w:r>

--- a/tillsyn/A 22466-2025 tillsynsbegäran.docx
+++ b/tillsyn/A 22466-2025 tillsynsbegäran.docx
@@ -623,7 +623,7 @@
     <w:r>
       <w:tab/>
       <w:tab/>
-      <w:t>2025-10-17</w:t>
+      <w:t>2025-10-18</w:t>
       <w:br/>
       <w:br/>
     </w:r>

--- a/tillsyn/A 22466-2025 tillsynsbegäran.docx
+++ b/tillsyn/A 22466-2025 tillsynsbegäran.docx
@@ -623,7 +623,7 @@
     <w:r>
       <w:tab/>
       <w:tab/>
-      <w:t>2025-10-18</w:t>
+      <w:t>2025-10-19</w:t>
       <w:br/>
       <w:br/>
     </w:r>

--- a/tillsyn/A 22466-2025 tillsynsbegäran.docx
+++ b/tillsyn/A 22466-2025 tillsynsbegäran.docx
@@ -623,7 +623,7 @@
     <w:r>
       <w:tab/>
       <w:tab/>
-      <w:t>2025-10-19</w:t>
+      <w:t>2025-10-20</w:t>
       <w:br/>
       <w:br/>
     </w:r>

--- a/tillsyn/A 22466-2025 tillsynsbegäran.docx
+++ b/tillsyn/A 22466-2025 tillsynsbegäran.docx
@@ -623,7 +623,7 @@
     <w:r>
       <w:tab/>
       <w:tab/>
-      <w:t>2025-10-20</w:t>
+      <w:t>2025-10-21</w:t>
       <w:br/>
       <w:br/>
     </w:r>

--- a/tillsyn/A 22466-2025 tillsynsbegäran.docx
+++ b/tillsyn/A 22466-2025 tillsynsbegäran.docx
@@ -623,7 +623,7 @@
     <w:r>
       <w:tab/>
       <w:tab/>
-      <w:t>2025-10-21</w:t>
+      <w:t>2025-10-22</w:t>
       <w:br/>
       <w:br/>
     </w:r>

--- a/tillsyn/A 22466-2025 tillsynsbegäran.docx
+++ b/tillsyn/A 22466-2025 tillsynsbegäran.docx
@@ -623,7 +623,7 @@
     <w:r>
       <w:tab/>
       <w:tab/>
-      <w:t>2025-10-22</w:t>
+      <w:t>2025-10-23</w:t>
       <w:br/>
       <w:br/>
     </w:r>

--- a/tillsyn/A 22466-2025 tillsynsbegäran.docx
+++ b/tillsyn/A 22466-2025 tillsynsbegäran.docx
@@ -623,7 +623,7 @@
     <w:r>
       <w:tab/>
       <w:tab/>
-      <w:t>2025-10-23</w:t>
+      <w:t>2025-10-24</w:t>
       <w:br/>
       <w:br/>
     </w:r>

--- a/tillsyn/A 22466-2025 tillsynsbegäran.docx
+++ b/tillsyn/A 22466-2025 tillsynsbegäran.docx
@@ -623,7 +623,7 @@
     <w:r>
       <w:tab/>
       <w:tab/>
-      <w:t>2025-10-24</w:t>
+      <w:t>2025-10-25</w:t>
       <w:br/>
       <w:br/>
     </w:r>

--- a/tillsyn/A 22466-2025 tillsynsbegäran.docx
+++ b/tillsyn/A 22466-2025 tillsynsbegäran.docx
@@ -623,7 +623,7 @@
     <w:r>
       <w:tab/>
       <w:tab/>
-      <w:t>2025-10-25</w:t>
+      <w:t>2025-10-26</w:t>
       <w:br/>
       <w:br/>
     </w:r>

--- a/tillsyn/A 22466-2025 tillsynsbegäran.docx
+++ b/tillsyn/A 22466-2025 tillsynsbegäran.docx
@@ -623,7 +623,7 @@
     <w:r>
       <w:tab/>
       <w:tab/>
-      <w:t>2025-10-26</w:t>
+      <w:t>2025-10-27</w:t>
       <w:br/>
       <w:br/>
     </w:r>

--- a/tillsyn/A 22466-2025 tillsynsbegäran.docx
+++ b/tillsyn/A 22466-2025 tillsynsbegäran.docx
@@ -623,7 +623,7 @@
     <w:r>
       <w:tab/>
       <w:tab/>
-      <w:t>2025-10-27</w:t>
+      <w:t>2025-10-28</w:t>
       <w:br/>
       <w:br/>
     </w:r>

--- a/tillsyn/A 22466-2025 tillsynsbegäran.docx
+++ b/tillsyn/A 22466-2025 tillsynsbegäran.docx
@@ -623,7 +623,7 @@
     <w:r>
       <w:tab/>
       <w:tab/>
-      <w:t>2025-10-28</w:t>
+      <w:t>2025-10-29</w:t>
       <w:br/>
       <w:br/>
     </w:r>

--- a/tillsyn/A 22466-2025 tillsynsbegäran.docx
+++ b/tillsyn/A 22466-2025 tillsynsbegäran.docx
@@ -623,7 +623,7 @@
     <w:r>
       <w:tab/>
       <w:tab/>
-      <w:t>2025-10-29</w:t>
+      <w:t>2025-10-30</w:t>
       <w:br/>
       <w:br/>
     </w:r>

--- a/tillsyn/A 22466-2025 tillsynsbegäran.docx
+++ b/tillsyn/A 22466-2025 tillsynsbegäran.docx
@@ -623,7 +623,7 @@
     <w:r>
       <w:tab/>
       <w:tab/>
-      <w:t>2025-10-30</w:t>
+      <w:t>2025-10-31</w:t>
       <w:br/>
       <w:br/>
     </w:r>

--- a/tillsyn/A 22466-2025 tillsynsbegäran.docx
+++ b/tillsyn/A 22466-2025 tillsynsbegäran.docx
@@ -35,7 +35,7 @@
     </w:p>
     <w:p>
       <w:r>
-        <w:t>I avverkningsanmälan har följande 7 naturvårdsarter hittats: gammelgransskål (NT), garnlav (NT), lunglav (NT), tretåig hackspett (NT, §4), stuplav (S), kungsfågel (§4) och revlummer (§9). Av dessa är 4 rödlistade. För rödlistade arter har rödlistekategorin angivits inom parentes. Arter som är signalarter enligt Skogsstyrelsen har markerats med (S). För fridlysta arter anges även paragrafen i Artskyddsförordningen som arten är fridlyst enligt.</w:t>
+        <w:t>I avverkningsanmälan har följande 9 naturvårdsarter hittats: gammelgransskål (NT), garnlav (NT), granticka (NT), lunglav (NT), rosenticka (NT), tretåig hackspett (NT, §4), stuplav (S), kungsfågel (§4) och revlummer (§9). Av dessa är 6 rödlistade. För rödlistade arter har rödlistekategorin angivits inom parentes. Arter som är signalarter enligt Skogsstyrelsen har markerats med (S). För fridlysta arter anges även paragrafen i Artskyddsförordningen som arten är fridlyst enligt.</w:t>
       </w:r>
     </w:p>
     <w:p>
@@ -117,6 +117,17 @@
         <w:rPr>
           <w:b/>
         </w:rPr>
+        <w:t>Granticka (NT)</w:t>
+      </w:r>
+      <w:r>
+        <w:t xml:space="preserve"> förekommer främst i äldre skogar med naturskogskaraktär, liksom i dimensionsavverkade och plockhuggna skogar. I äldre grannaturskog i norra Sverige är den alltjämt en förhållandevis vanlig karaktärsart, medan den längre söderut blir allt mer sällsynt. I Götaland och delar av Svealand är den en god signalart för skyddsvärda granskogsmiljöer. Arten bedöms ha minskat starkt under senare år på grund av skogsavverkningar, då den framför allt växer i äldre granskog med långvarig grankontinuitet. I urskogsliknande bestånd i norra Sverige kan ibland påträffas den mycket sällsynta tickan grantickeporing (VU), som lever på döda grantickor (SLU Artdatabanken, 2024; Nitare &amp; Skogsstyrelsen, 2019).</w:t>
+      </w:r>
+    </w:p>
+    <w:p>
+      <w:r>
+        <w:rPr>
+          <w:b/>
+        </w:rPr>
         <w:t>Lunglav (NT)</w:t>
       </w:r>
       <w:r>
@@ -139,6 +150,17 @@
       </w:r>
       <w:r>
         <w:t xml:space="preserve"> (NA) (SLU Artdatabanken, 2025; SLU Artdatabanken, 2024; Nitare &amp; Skogsstyrelsen, 2019).</w:t>
+      </w:r>
+    </w:p>
+    <w:p>
+      <w:r>
+        <w:rPr>
+          <w:b/>
+        </w:rPr>
+        <w:t>Rosenticka (NT)</w:t>
+      </w:r>
+      <w:r>
+        <w:t>, rödlistad som nära hotad, ingår i en karaktäristisk association av vedsvampar som växer på gamla, grova granlågor i urskogsartade barrskogar. Den är placerad i toppen av Skogsstyrelsens värdepyramid för bedömning av skog med höga naturvärden och indikerar ett granskogsekosystem med långvarig kontinuitet av grova lågor. Artens beroende av grova granlågor innebär att alla skogsskötselåtgärder på eller i omedelbar närhet av lokalerna utgör ett hot på lång sikt. Det är angeläget att populationerna inte ytterligare glesas ut och ett tillräckligt antal områden där arten nu finns måste sparas för framtiden (Nitare &amp; Skogsstyrelsen, 2019; SLU Artdatabanken, 2024).</w:t>
       </w:r>
     </w:p>
     <w:p>
@@ -623,7 +645,7 @@
     <w:r>
       <w:tab/>
       <w:tab/>
-      <w:t>2025-10-31</w:t>
+      <w:t>2025-11-01</w:t>
       <w:br/>
       <w:br/>
     </w:r>

--- a/tillsyn/A 22466-2025 tillsynsbegäran.docx
+++ b/tillsyn/A 22466-2025 tillsynsbegäran.docx
@@ -645,7 +645,7 @@
     <w:r>
       <w:tab/>
       <w:tab/>
-      <w:t>2025-11-01</w:t>
+      <w:t>2025-11-02</w:t>
       <w:br/>
       <w:br/>
     </w:r>

--- a/tillsyn/A 22466-2025 tillsynsbegäran.docx
+++ b/tillsyn/A 22466-2025 tillsynsbegäran.docx
@@ -645,7 +645,7 @@
     <w:r>
       <w:tab/>
       <w:tab/>
-      <w:t>2025-11-02</w:t>
+      <w:t>2025-11-03</w:t>
       <w:br/>
       <w:br/>
     </w:r>

--- a/tillsyn/A 22466-2025 tillsynsbegäran.docx
+++ b/tillsyn/A 22466-2025 tillsynsbegäran.docx
@@ -645,7 +645,7 @@
     <w:r>
       <w:tab/>
       <w:tab/>
-      <w:t>2025-11-03</w:t>
+      <w:t>2025-11-04</w:t>
       <w:br/>
       <w:br/>
     </w:r>

--- a/tillsyn/A 22466-2025 tillsynsbegäran.docx
+++ b/tillsyn/A 22466-2025 tillsynsbegäran.docx
@@ -645,7 +645,7 @@
     <w:r>
       <w:tab/>
       <w:tab/>
-      <w:t>2025-11-04</w:t>
+      <w:t>2025-11-05</w:t>
       <w:br/>
       <w:br/>
     </w:r>

--- a/tillsyn/A 22466-2025 tillsynsbegäran.docx
+++ b/tillsyn/A 22466-2025 tillsynsbegäran.docx
@@ -645,7 +645,7 @@
     <w:r>
       <w:tab/>
       <w:tab/>
-      <w:t>2025-11-05</w:t>
+      <w:t>2025-11-06</w:t>
       <w:br/>
       <w:br/>
     </w:r>

--- a/tillsyn/A 22466-2025 tillsynsbegäran.docx
+++ b/tillsyn/A 22466-2025 tillsynsbegäran.docx
@@ -645,7 +645,7 @@
     <w:r>
       <w:tab/>
       <w:tab/>
-      <w:t>2025-11-06</w:t>
+      <w:t>2025-11-07</w:t>
       <w:br/>
       <w:br/>
     </w:r>

--- a/tillsyn/A 22466-2025 tillsynsbegäran.docx
+++ b/tillsyn/A 22466-2025 tillsynsbegäran.docx
@@ -645,7 +645,7 @@
     <w:r>
       <w:tab/>
       <w:tab/>
-      <w:t>2025-11-07</w:t>
+      <w:t>2025-11-08</w:t>
       <w:br/>
       <w:br/>
     </w:r>

--- a/tillsyn/A 22466-2025 tillsynsbegäran.docx
+++ b/tillsyn/A 22466-2025 tillsynsbegäran.docx
@@ -645,7 +645,7 @@
     <w:r>
       <w:tab/>
       <w:tab/>
-      <w:t>2025-11-08</w:t>
+      <w:t>2025-11-09</w:t>
       <w:br/>
       <w:br/>
     </w:r>

--- a/tillsyn/A 22466-2025 tillsynsbegäran.docx
+++ b/tillsyn/A 22466-2025 tillsynsbegäran.docx
@@ -645,7 +645,7 @@
     <w:r>
       <w:tab/>
       <w:tab/>
-      <w:t>2025-11-09</w:t>
+      <w:t>2025-11-10</w:t>
       <w:br/>
       <w:br/>
     </w:r>

--- a/tillsyn/A 22466-2025 tillsynsbegäran.docx
+++ b/tillsyn/A 22466-2025 tillsynsbegäran.docx
@@ -645,7 +645,7 @@
     <w:r>
       <w:tab/>
       <w:tab/>
-      <w:t>2025-11-10</w:t>
+      <w:t>2025-11-11</w:t>
       <w:br/>
       <w:br/>
     </w:r>

--- a/tillsyn/A 22466-2025 tillsynsbegäran.docx
+++ b/tillsyn/A 22466-2025 tillsynsbegäran.docx
@@ -645,7 +645,7 @@
     <w:r>
       <w:tab/>
       <w:tab/>
-      <w:t>2025-11-11</w:t>
+      <w:t>2025-11-12</w:t>
       <w:br/>
       <w:br/>
     </w:r>

--- a/tillsyn/A 22466-2025 tillsynsbegäran.docx
+++ b/tillsyn/A 22466-2025 tillsynsbegäran.docx
@@ -645,7 +645,7 @@
     <w:r>
       <w:tab/>
       <w:tab/>
-      <w:t>2025-11-12</w:t>
+      <w:t>2025-11-13</w:t>
       <w:br/>
       <w:br/>
     </w:r>

--- a/tillsyn/A 22466-2025 tillsynsbegäran.docx
+++ b/tillsyn/A 22466-2025 tillsynsbegäran.docx
@@ -645,7 +645,7 @@
     <w:r>
       <w:tab/>
       <w:tab/>
-      <w:t>2025-11-13</w:t>
+      <w:t>2025-11-14</w:t>
       <w:br/>
       <w:br/>
     </w:r>
